--- a/pythonapi/docxtemplates/poder_especial.docx
+++ b/pythonapi/docxtemplates/poder_especial.docx
@@ -89,12 +89,7 @@
         <w:jc w:val="both"/>
       </w:pPr>
       <w:r>
-        <w:rPr>
-          <w:b w:val="0"/>
-          <w:i w:val="0"/>
-          <w:u w:val="none"/>
-        </w:rPr>
-        <w:t>Por ante mí, {{NOTARIO_TITULO_NOMBRE_MAYUS}}, {{NOTARIO_NACIONALIDAD}}, mayor de edad, {{NOTARIO_ESTADO_CIVIL}}, portador(a) de la Cédula de Identidad y Electoral No. {{NOTARIO_CEDULA}}, Notario Público de los del número de este Municipio de {{NOTARIO_MUNICIPIO}}, miembro activo del Colegio Dominicano de Notarios con matrícula No. {{NOTARIO_MATRICULA}}, con estudio profesional abierto en {{NOTARIO_ESTUDIO}}; ha(n) comparecido libre y voluntariamente {{r PODERDANTE_NOMBRE}}, de nacionalidad {{PODERDANTE_NACIONALIDAD}}, mayor de edad, {{PODERDANTE_ESTADO_CIVIL}}, {{PODERDANTE_OCUPACION}}, portador(a) de la cédula de identidad y electoral No. {{PODERDANTE_CEDULA}}, domiciliado(a) y residente en {{PODERDANTE_DOMICILIO}}, quien en lo que sigue del presente acto se denominará {{DENOMINACION_PODERDANTE}}; en presencia de los testigos {{r TESTIGO_NOMBRES}}, dominicanos, mayores de edad, {{TESTIGO_ESTADO_CIVIL}}, {{TESTIGO_OCUPACION}}, portadores de las cédulas de identidad y electoral Nos. {{TESTIGO_CEDULAS}}, domiciliados y residentes en {{TESTIGO_DOMICILIO}}, testigos instrumentales requeridos al efecto para los fines del presente acto, libres de tachas y excepciones exigidas por la ley; y me ha(n) declarado el/la(los) compareciente(s) que por medio del presente acto otorga(n) poder tan amplio y suficiente como en derecho fuere necesario a {{r APODERADO_NOMBRE}}, {{APODERADO_NACIONALIDAD}}, mayor de edad, {{APODERADO_ESTADO_CIVIL}}, {{APODERADO_OCUPACION}}, portador(a) de la cédula de identidad y electoral No. {{APODERADO_CEDULA}}, domiciliado(a) y residente en {{APODERADO_DOMICILIO}}, quien en lo que sigue del presente acto se denominará {{DENOMINACION_APODERADO}}; para que {{OBJETO_DEL_PODER}}. En fe de lo cual he redactado el presente documento al cual di lectura en voz alta en presencia del/de la(los) compareciente(s) y los testigos, quienes se mostraron conformes con el contenido del mismo y en señal de aprobación procedieron a firmarlo ante mí y junto conmigo, NOTARIO PÚBLICO QUE CERTIFICO Y DOY FE.</w:t>
+        <w:t>Por ante mí, {{NOTARIO_TITULO_NOMBRE_MAYUS}}, {{NOTARIO_NACIONALIDAD}}, mayor de edad, {{NOTARIO_ESTADO_CIVIL}}, portador(a) de la Cédula de Identidad y Electoral No. {{NOTARIO_CEDULA}}, Notario Público de los del número de este Municipio de {{NOTARIO_MUNICIPIO}}, miembro activo del Colegio Dominicano de Notarios con matrícula No. {{NOTARIO_MATRICULA}}, con estudio profesional abierto en {{NOTARIO_ESTUDIO}}; {{PODERDANTE_HA}} comparecido libre y voluntariamente {{r PODERDANTE_BLOQUE}}, {{PODERDANTE_QUIEN}} en lo que {{PODERDANTE_SIGUE}} del presente acto {{PODERDANTE_SE_DENOMINARA}} {{DENOMINACION_PODERDANTE}}; en presencia de los testigos {{r TESTIGO_BLOQUE}}, testigos instrumentales requeridos al efecto para los fines del presente acto, libres de tachas y excepciones exigidas por la ley; y me {{PODERDANTE_HA}} declarado el/la(los) compareciente(s) que por medio del presente acto {{PODERDANTE_OTORGA}} poder tan amplio y suficiente como en derecho fuere necesario a {{r APODERADO_BLOQUE}}, {{APODERADO_QUIEN}} en lo que {{APODERADO_SIGUE}} del presente acto {{APODERADO_SE_DENOMINARA}} {{DENOMINACION_APODERADO}}; para que {{OBJETO_DEL_PODER}}. En fe de lo cual he redactado el presente documento al cual di lectura en voz alta en presencia del/de la(los) compareciente(s) y los testigos, quienes se mostraron conformes con el contenido del mismo y en señal de aprobación procedieron a firmarlo ante mí y junto conmigo, NOTARIO PÚBLICO QUE CERTIFICO Y DOY FE.</w:t>
       </w:r>
     </w:p>
     <w:p/>
